--- a/Tony_Chen_Resume.docx
+++ b/Tony_Chen_Resume.docx
@@ -8,18 +8,77 @@
           <w:tab w:val="right" w:leader="none" w:pos="10434"/>
         </w:tabs>
         <w:spacing w:after="40" w:lineRule="auto"/>
-        <w:jc w:val="center"/>
-        <w:rPr>
-          <w:rFonts w:ascii="Lato" w:cs="Lato" w:eastAsia="Lato" w:hAnsi="Lato"/>
-          <w:sz w:val="18"/>
-          <w:szCs w:val="18"/>
-        </w:rPr>
-      </w:pPr>
-      <w:r>
         <w:rPr>
           <w:rFonts w:ascii="Lato" w:cs="Lato" w:eastAsia="Lato" w:hAnsi="Lato"/>
           <w:sz w:val="30"/>
           <w:szCs w:val="30"/>
+        </w:rPr>
+      </w:pPr>
+      <w:r>
+        <w:rPr>
+          <w:rtl w:val="0"/>
+        </w:rPr>
+      </w:r>
+      <w:r>
+        <w:drawing>
+          <wp:anchor allowOverlap="1" behindDoc="0" distB="114300" distT="114300" distL="114300" distR="114300" hidden="0" layoutInCell="1" locked="0" relativeHeight="0" simplePos="0">
+            <wp:simplePos x="0" y="0"/>
+            <wp:positionH relativeFrom="column">
+              <wp:posOffset>3991928</wp:posOffset>
+            </wp:positionH>
+            <wp:positionV relativeFrom="paragraph">
+              <wp:posOffset>114300</wp:posOffset>
+            </wp:positionV>
+            <wp:extent cx="2589848" cy="554967"/>
+            <wp:effectExtent b="0" l="0" r="0" t="0"/>
+            <wp:wrapSquare wrapText="bothSides" distB="114300" distT="114300" distL="114300" distR="114300"/>
+            <wp:docPr id="1" name="image1.png"/>
+            <a:graphic>
+              <a:graphicData uri="http://schemas.openxmlformats.org/drawingml/2006/picture">
+                <pic:pic>
+                  <pic:nvPicPr>
+                    <pic:cNvPr id="0" name="image1.png"/>
+                    <pic:cNvPicPr preferRelativeResize="0"/>
+                  </pic:nvPicPr>
+                  <pic:blipFill>
+                    <a:blip r:embed="rId6"/>
+                    <a:srcRect b="0" l="0" r="0" t="0"/>
+                    <a:stretch>
+                      <a:fillRect/>
+                    </a:stretch>
+                  </pic:blipFill>
+                  <pic:spPr>
+                    <a:xfrm>
+                      <a:off x="0" y="0"/>
+                      <a:ext cx="2589848" cy="554967"/>
+                    </a:xfrm>
+                    <a:prstGeom prst="rect"/>
+                    <a:ln/>
+                  </pic:spPr>
+                </pic:pic>
+              </a:graphicData>
+            </a:graphic>
+          </wp:anchor>
+        </w:drawing>
+      </w:r>
+    </w:p>
+    <w:p>
+      <w:pPr>
+        <w:tabs>
+          <w:tab w:val="right" w:leader="none" w:pos="10434"/>
+        </w:tabs>
+        <w:spacing w:after="40" w:lineRule="auto"/>
+        <w:rPr>
+          <w:rFonts w:ascii="Lato" w:cs="Lato" w:eastAsia="Lato" w:hAnsi="Lato"/>
+          <w:sz w:val="30"/>
+          <w:szCs w:val="30"/>
+        </w:rPr>
+      </w:pPr>
+      <w:r>
+        <w:rPr>
+          <w:rFonts w:ascii="Lato" w:cs="Lato" w:eastAsia="Lato" w:hAnsi="Lato"/>
+          <w:sz w:val="42"/>
+          <w:szCs w:val="42"/>
           <w:rtl w:val="0"/>
         </w:rPr>
         <w:t xml:space="preserve">Tony Chen</w:t>
@@ -36,9 +95,10 @@
           <w:tab w:val="right" w:leader="none" w:pos="10434"/>
         </w:tabs>
         <w:spacing w:after="100" w:lineRule="auto"/>
-        <w:jc w:val="center"/>
-        <w:rPr>
-          <w:rFonts w:ascii="Lato" w:cs="Lato" w:eastAsia="Lato" w:hAnsi="Lato"/>
+        <w:rPr>
+          <w:rFonts w:ascii="Lato" w:cs="Lato" w:eastAsia="Lato" w:hAnsi="Lato"/>
+          <w:sz w:val="18"/>
+          <w:szCs w:val="18"/>
         </w:rPr>
       </w:pPr>
       <w:r>
@@ -57,8 +117,21 @@
           <w:szCs w:val="18"/>
           <w:rtl w:val="0"/>
         </w:rPr>
-        <w:t xml:space="preserve">  •  412-944-8402  •  tonychen1@ucla.edu  •  tonychen.cc</w:t>
-      </w:r>
+        <w:t xml:space="preserve">  •  412-944-8402  •  tonychen1@ucla.edu  •  </w:t>
+      </w:r>
+      <w:hyperlink r:id="rId7">
+        <w:r>
+          <w:rPr>
+            <w:rFonts w:ascii="Lato" w:cs="Lato" w:eastAsia="Lato" w:hAnsi="Lato"/>
+            <w:color w:val="1155cc"/>
+            <w:sz w:val="18"/>
+            <w:szCs w:val="18"/>
+            <w:u w:val="single"/>
+            <w:rtl w:val="0"/>
+          </w:rPr>
+          <w:t xml:space="preserve">tonychen.cc</w:t>
+        </w:r>
+      </w:hyperlink>
       <w:r>
         <w:rPr>
           <w:rtl w:val="0"/>
@@ -101,6 +174,8 @@
         <w:spacing w:after="8" w:before="30" w:lineRule="auto"/>
         <w:rPr>
           <w:rFonts w:ascii="Lato" w:cs="Lato" w:eastAsia="Lato" w:hAnsi="Lato"/>
+          <w:i w:val="1"/>
+          <w:iCs w:val="1"/>
         </w:rPr>
       </w:pPr>
       <w:r>
@@ -126,11 +201,13 @@
       <w:r>
         <w:rPr>
           <w:rFonts w:ascii="Lato" w:cs="Lato" w:eastAsia="Lato" w:hAnsi="Lato"/>
-          <w:sz w:val="18"/>
-          <w:szCs w:val="18"/>
-          <w:rtl w:val="0"/>
-        </w:rPr>
-        <w:t xml:space="preserve">Expected 2030</w:t>
+          <w:i w:val="1"/>
+          <w:iCs w:val="1"/>
+          <w:sz w:val="18"/>
+          <w:szCs w:val="18"/>
+          <w:rtl w:val="0"/>
+        </w:rPr>
+        <w:t xml:space="preserve">Expected Jun. 2030</w:t>
       </w:r>
       <w:r>
         <w:rPr>
@@ -173,6 +250,10 @@
         <w:spacing w:after="8" w:before="72" w:lineRule="auto"/>
         <w:rPr>
           <w:rFonts w:ascii="Lato" w:cs="Lato" w:eastAsia="Lato" w:hAnsi="Lato"/>
+          <w:i w:val="1"/>
+          <w:iCs w:val="1"/>
+          <w:sz w:val="18"/>
+          <w:szCs w:val="18"/>
         </w:rPr>
       </w:pPr>
       <w:r>
@@ -198,16 +279,24 @@
       <w:r>
         <w:rPr>
           <w:rFonts w:ascii="Lato" w:cs="Lato" w:eastAsia="Lato" w:hAnsi="Lato"/>
-          <w:sz w:val="18"/>
-          <w:szCs w:val="18"/>
-          <w:rtl w:val="0"/>
-        </w:rPr>
-        <w:t xml:space="preserve">2022 – 2026</w:t>
-      </w:r>
-      <w:r>
-        <w:rPr>
-          <w:rtl w:val="0"/>
-        </w:rPr>
+          <w:i w:val="1"/>
+          <w:iCs w:val="1"/>
+          <w:sz w:val="18"/>
+          <w:szCs w:val="18"/>
+          <w:rtl w:val="0"/>
+        </w:rPr>
+        <w:t xml:space="preserve">Sep. </w:t>
+      </w:r>
+      <w:r>
+        <w:rPr>
+          <w:rFonts w:ascii="Lato" w:cs="Lato" w:eastAsia="Lato" w:hAnsi="Lato"/>
+          <w:i w:val="1"/>
+          <w:iCs w:val="1"/>
+          <w:sz w:val="18"/>
+          <w:szCs w:val="18"/>
+          <w:rtl w:val="0"/>
+        </w:rPr>
+        <w:t xml:space="preserve">2022 – Jun. 2026</w:t>
       </w:r>
     </w:p>
     <w:p>
@@ -396,6 +485,8 @@
         <w:spacing w:after="8" w:before="30" w:lineRule="auto"/>
         <w:rPr>
           <w:rFonts w:ascii="Lato" w:cs="Lato" w:eastAsia="Lato" w:hAnsi="Lato"/>
+          <w:i w:val="1"/>
+          <w:iCs w:val="1"/>
         </w:rPr>
       </w:pPr>
       <w:r>
@@ -407,7 +498,7 @@
           <w:szCs w:val="20"/>
           <w:rtl w:val="0"/>
         </w:rPr>
-        <w:t xml:space="preserve">NASA, Embedded Systems Engineering Intern (paid)</w:t>
+        <w:t xml:space="preserve">NASA, Embedded Systems Engineering Intern</w:t>
       </w:r>
       <w:r>
         <w:rPr>
@@ -421,6 +512,8 @@
       <w:r>
         <w:rPr>
           <w:rFonts w:ascii="Lato" w:cs="Lato" w:eastAsia="Lato" w:hAnsi="Lato"/>
+          <w:i w:val="1"/>
+          <w:iCs w:val="1"/>
           <w:sz w:val="18"/>
           <w:szCs w:val="18"/>
           <w:rtl w:val="0"/>
@@ -604,178 +697,6 @@
           <w:szCs w:val="20"/>
           <w:rtl w:val="0"/>
         </w:rPr>
-        <w:t xml:space="preserve">TECHNICAL SKILLS</w:t>
-      </w:r>
-      <w:r>
-        <w:rPr>
-          <w:rtl w:val="0"/>
-        </w:rPr>
-      </w:r>
-    </w:p>
-    <w:p>
-      <w:pPr>
-        <w:tabs>
-          <w:tab w:val="right" w:leader="none" w:pos="10434"/>
-        </w:tabs>
-        <w:spacing w:after="22" w:line="232" w:lineRule="auto"/>
-        <w:rPr>
-          <w:rFonts w:ascii="Lato" w:cs="Lato" w:eastAsia="Lato" w:hAnsi="Lato"/>
-        </w:rPr>
-      </w:pPr>
-      <w:r>
-        <w:rPr>
-          <w:rFonts w:ascii="Lato" w:cs="Lato" w:eastAsia="Lato" w:hAnsi="Lato"/>
-          <w:b w:val="1"/>
-          <w:bCs w:val="1"/>
-          <w:sz w:val="19"/>
-          <w:szCs w:val="19"/>
-          <w:rtl w:val="0"/>
-        </w:rPr>
-        <w:t xml:space="preserve">Programming: </w:t>
-      </w:r>
-      <w:r>
-        <w:rPr>
-          <w:rFonts w:ascii="Lato" w:cs="Lato" w:eastAsia="Lato" w:hAnsi="Lato"/>
-          <w:sz w:val="19"/>
-          <w:szCs w:val="19"/>
-          <w:rtl w:val="0"/>
-        </w:rPr>
-        <w:t xml:space="preserve"> Python, Java, C++, ROS2, OpenCV</w:t>
-      </w:r>
-      <w:r>
-        <w:rPr>
-          <w:rtl w:val="0"/>
-        </w:rPr>
-      </w:r>
-    </w:p>
-    <w:p>
-      <w:pPr>
-        <w:tabs>
-          <w:tab w:val="right" w:leader="none" w:pos="10434"/>
-        </w:tabs>
-        <w:spacing w:after="22" w:line="232" w:lineRule="auto"/>
-        <w:rPr>
-          <w:rFonts w:ascii="Lato" w:cs="Lato" w:eastAsia="Lato" w:hAnsi="Lato"/>
-        </w:rPr>
-      </w:pPr>
-      <w:r>
-        <w:rPr>
-          <w:rFonts w:ascii="Lato" w:cs="Lato" w:eastAsia="Lato" w:hAnsi="Lato"/>
-          <w:b w:val="1"/>
-          <w:bCs w:val="1"/>
-          <w:sz w:val="19"/>
-          <w:szCs w:val="19"/>
-          <w:rtl w:val="0"/>
-        </w:rPr>
-        <w:t xml:space="preserve">CAD / CAM:</w:t>
-      </w:r>
-      <w:r>
-        <w:rPr>
-          <w:rFonts w:ascii="Lato" w:cs="Lato" w:eastAsia="Lato" w:hAnsi="Lato"/>
-          <w:sz w:val="19"/>
-          <w:szCs w:val="19"/>
-          <w:rtl w:val="0"/>
-        </w:rPr>
-        <w:t xml:space="preserve">  Autodesk Fusion 360 for full-assembly modeling, part design, and CAM toolpaths</w:t>
-      </w:r>
-      <w:r>
-        <w:rPr>
-          <w:rtl w:val="0"/>
-        </w:rPr>
-      </w:r>
-    </w:p>
-    <w:p>
-      <w:pPr>
-        <w:tabs>
-          <w:tab w:val="right" w:leader="none" w:pos="10434"/>
-        </w:tabs>
-        <w:spacing w:after="22" w:line="232" w:lineRule="auto"/>
-        <w:rPr>
-          <w:rFonts w:ascii="Lato" w:cs="Lato" w:eastAsia="Lato" w:hAnsi="Lato"/>
-        </w:rPr>
-      </w:pPr>
-      <w:r>
-        <w:rPr>
-          <w:rFonts w:ascii="Lato" w:cs="Lato" w:eastAsia="Lato" w:hAnsi="Lato"/>
-          <w:b w:val="1"/>
-          <w:bCs w:val="1"/>
-          <w:sz w:val="19"/>
-          <w:szCs w:val="19"/>
-          <w:rtl w:val="0"/>
-        </w:rPr>
-        <w:t xml:space="preserve">Fabrication: </w:t>
-      </w:r>
-      <w:r>
-        <w:rPr>
-          <w:rFonts w:ascii="Lato" w:cs="Lato" w:eastAsia="Lato" w:hAnsi="Lato"/>
-          <w:sz w:val="19"/>
-          <w:szCs w:val="19"/>
-          <w:rtl w:val="0"/>
-        </w:rPr>
-        <w:t xml:space="preserve"> FDM 3D printing (plastic parts), CNC milling (metallic parts), mechanical assembly</w:t>
-      </w:r>
-      <w:r>
-        <w:rPr>
-          <w:rtl w:val="0"/>
-        </w:rPr>
-      </w:r>
-    </w:p>
-    <w:p>
-      <w:pPr>
-        <w:tabs>
-          <w:tab w:val="right" w:leader="none" w:pos="10434"/>
-        </w:tabs>
-        <w:spacing w:after="22" w:line="232" w:lineRule="auto"/>
-        <w:rPr>
-          <w:rFonts w:ascii="Lato" w:cs="Lato" w:eastAsia="Lato" w:hAnsi="Lato"/>
-        </w:rPr>
-      </w:pPr>
-      <w:r>
-        <w:rPr>
-          <w:rFonts w:ascii="Lato" w:cs="Lato" w:eastAsia="Lato" w:hAnsi="Lato"/>
-          <w:b w:val="1"/>
-          <w:bCs w:val="1"/>
-          <w:sz w:val="19"/>
-          <w:szCs w:val="19"/>
-          <w:rtl w:val="0"/>
-        </w:rPr>
-        <w:t xml:space="preserve">Electronics:</w:t>
-      </w:r>
-      <w:r>
-        <w:rPr>
-          <w:rFonts w:ascii="Lato" w:cs="Lato" w:eastAsia="Lato" w:hAnsi="Lato"/>
-          <w:sz w:val="19"/>
-          <w:szCs w:val="19"/>
-          <w:rtl w:val="0"/>
-        </w:rPr>
-        <w:t xml:space="preserve">  Motor drive, electronic speed controllers, stepper motor control, LiPo power systems</w:t>
-      </w:r>
-      <w:r>
-        <w:rPr>
-          <w:rtl w:val="0"/>
-        </w:rPr>
-      </w:r>
-    </w:p>
-    <w:p>
-      <w:pPr>
-        <w:pBdr>
-          <w:bottom w:color="000000" w:space="2" w:sz="6" w:val="single"/>
-        </w:pBdr>
-        <w:tabs>
-          <w:tab w:val="right" w:leader="none" w:pos="10434"/>
-        </w:tabs>
-        <w:spacing w:after="50" w:before="112" w:lineRule="auto"/>
-        <w:rPr>
-          <w:rFonts w:ascii="Lato" w:cs="Lato" w:eastAsia="Lato" w:hAnsi="Lato"/>
-        </w:rPr>
-      </w:pPr>
-      <w:r>
-        <w:rPr>
-          <w:rFonts w:ascii="Lato" w:cs="Lato" w:eastAsia="Lato" w:hAnsi="Lato"/>
-          <w:sz w:val="20"/>
-          <w:szCs w:val="20"/>
-          <w:rtl w:val="0"/>
-        </w:rPr>
         <w:t xml:space="preserve">ENGINEERING PROJECTS</w:t>
       </w:r>
       <w:r>
@@ -792,6 +713,10 @@
         <w:spacing w:after="8" w:before="30" w:lineRule="auto"/>
         <w:rPr>
           <w:rFonts w:ascii="Lato" w:cs="Lato" w:eastAsia="Lato" w:hAnsi="Lato"/>
+          <w:i w:val="1"/>
+          <w:iCs w:val="1"/>
+          <w:sz w:val="18"/>
+          <w:szCs w:val="18"/>
         </w:rPr>
       </w:pPr>
       <w:r>
@@ -817,16 +742,24 @@
       <w:r>
         <w:rPr>
           <w:rFonts w:ascii="Lato" w:cs="Lato" w:eastAsia="Lato" w:hAnsi="Lato"/>
-          <w:sz w:val="18"/>
-          <w:szCs w:val="18"/>
-          <w:rtl w:val="0"/>
-        </w:rPr>
-        <w:t xml:space="preserve">2025 – 2026</w:t>
-      </w:r>
-      <w:r>
-        <w:rPr>
-          <w:rtl w:val="0"/>
-        </w:rPr>
+          <w:i w:val="1"/>
+          <w:iCs w:val="1"/>
+          <w:sz w:val="18"/>
+          <w:szCs w:val="18"/>
+          <w:rtl w:val="0"/>
+        </w:rPr>
+        <w:t xml:space="preserve">Jan. </w:t>
+      </w:r>
+      <w:r>
+        <w:rPr>
+          <w:rFonts w:ascii="Lato" w:cs="Lato" w:eastAsia="Lato" w:hAnsi="Lato"/>
+          <w:i w:val="1"/>
+          <w:iCs w:val="1"/>
+          <w:sz w:val="18"/>
+          <w:szCs w:val="18"/>
+          <w:rtl w:val="0"/>
+        </w:rPr>
+        <w:t xml:space="preserve">– Jun. 2025</w:t>
       </w:r>
     </w:p>
     <w:p>
@@ -988,6 +921,10 @@
         <w:spacing w:after="8" w:before="72" w:lineRule="auto"/>
         <w:rPr>
           <w:rFonts w:ascii="Lato" w:cs="Lato" w:eastAsia="Lato" w:hAnsi="Lato"/>
+          <w:i w:val="1"/>
+          <w:iCs w:val="1"/>
+          <w:sz w:val="18"/>
+          <w:szCs w:val="18"/>
         </w:rPr>
       </w:pPr>
       <w:r>
@@ -1013,16 +950,24 @@
       <w:r>
         <w:rPr>
           <w:rFonts w:ascii="Lato" w:cs="Lato" w:eastAsia="Lato" w:hAnsi="Lato"/>
-          <w:sz w:val="18"/>
-          <w:szCs w:val="18"/>
-          <w:rtl w:val="0"/>
-        </w:rPr>
-        <w:t xml:space="preserve">2024 – 2025</w:t>
-      </w:r>
-      <w:r>
-        <w:rPr>
-          <w:rtl w:val="0"/>
-        </w:rPr>
+          <w:i w:val="1"/>
+          <w:iCs w:val="1"/>
+          <w:sz w:val="18"/>
+          <w:szCs w:val="18"/>
+          <w:rtl w:val="0"/>
+        </w:rPr>
+        <w:t xml:space="preserve">Oct. </w:t>
+      </w:r>
+      <w:r>
+        <w:rPr>
+          <w:rFonts w:ascii="Lato" w:cs="Lato" w:eastAsia="Lato" w:hAnsi="Lato"/>
+          <w:i w:val="1"/>
+          <w:iCs w:val="1"/>
+          <w:sz w:val="18"/>
+          <w:szCs w:val="18"/>
+          <w:rtl w:val="0"/>
+        </w:rPr>
+        <w:t xml:space="preserve">2024 – Jan. 2025</w:t>
       </w:r>
     </w:p>
     <w:p>
@@ -1208,6 +1153,10 @@
         <w:spacing w:after="8" w:before="72" w:lineRule="auto"/>
         <w:rPr>
           <w:rFonts w:ascii="Lato" w:cs="Lato" w:eastAsia="Lato" w:hAnsi="Lato"/>
+          <w:i w:val="1"/>
+          <w:iCs w:val="1"/>
+          <w:sz w:val="18"/>
+          <w:szCs w:val="18"/>
         </w:rPr>
       </w:pPr>
       <w:r>
@@ -1219,7 +1168,7 @@
           <w:szCs w:val="20"/>
           <w:rtl w:val="0"/>
         </w:rPr>
-        <w:t xml:space="preserve">Science Olympiad Electric Vehicle</w:t>
+        <w:t xml:space="preserve">Electric Vehicle</w:t>
       </w:r>
       <w:r>
         <w:rPr>
@@ -1233,16 +1182,24 @@
       <w:r>
         <w:rPr>
           <w:rFonts w:ascii="Lato" w:cs="Lato" w:eastAsia="Lato" w:hAnsi="Lato"/>
-          <w:sz w:val="18"/>
-          <w:szCs w:val="18"/>
-          <w:rtl w:val="0"/>
-        </w:rPr>
-        <w:t xml:space="preserve">2024 – 2025</w:t>
-      </w:r>
-      <w:r>
-        <w:rPr>
-          <w:rtl w:val="0"/>
-        </w:rPr>
+          <w:i w:val="1"/>
+          <w:iCs w:val="1"/>
+          <w:sz w:val="18"/>
+          <w:szCs w:val="18"/>
+          <w:rtl w:val="0"/>
+        </w:rPr>
+        <w:t xml:space="preserve">Oct. </w:t>
+      </w:r>
+      <w:r>
+        <w:rPr>
+          <w:rFonts w:ascii="Lato" w:cs="Lato" w:eastAsia="Lato" w:hAnsi="Lato"/>
+          <w:i w:val="1"/>
+          <w:iCs w:val="1"/>
+          <w:sz w:val="18"/>
+          <w:szCs w:val="18"/>
+          <w:rtl w:val="0"/>
+        </w:rPr>
+        <w:t xml:space="preserve">2024 – Apr. 2025</w:t>
       </w:r>
     </w:p>
     <w:p>
@@ -1276,6 +1233,15 @@
       <w:r>
         <w:rPr>
           <w:rFonts w:ascii="Lato" w:cs="Lato" w:eastAsia="Lato" w:hAnsi="Lato"/>
+          <w:sz w:val="19"/>
+          <w:szCs w:val="19"/>
+          <w:rtl w:val="0"/>
+        </w:rPr>
+        <w:t xml:space="preserve">Science Olympiad event: </w:t>
+      </w:r>
+      <w:r>
+        <w:rPr>
+          <w:rFonts w:ascii="Lato" w:cs="Lato" w:eastAsia="Lato" w:hAnsi="Lato"/>
           <w:i w:val="0"/>
           <w:iCs w:val="0"/>
           <w:smallCaps w:val="0"/>
@@ -1311,11 +1277,18 @@
       <w:r>
         <w:rPr>
           <w:rFonts w:ascii="Lato" w:cs="Lato" w:eastAsia="Lato" w:hAnsi="Lato"/>
+          <w:rtl w:val="0"/>
+        </w:rPr>
+        <w:t xml:space="preserve">EXTRACURRICULAR </w:t>
+      </w:r>
+      <w:r>
+        <w:rPr>
+          <w:rFonts w:ascii="Lato" w:cs="Lato" w:eastAsia="Lato" w:hAnsi="Lato"/>
           <w:sz w:val="20"/>
           <w:szCs w:val="20"/>
           <w:rtl w:val="0"/>
         </w:rPr>
-        <w:t xml:space="preserve">LEADERSHIP AND ACTIVITIES</w:t>
+        <w:t xml:space="preserve">ACTIVITIES</w:t>
       </w:r>
       <w:r>
         <w:rPr>
@@ -1331,8 +1304,21 @@
         <w:spacing w:after="8" w:before="30" w:lineRule="auto"/>
         <w:rPr>
           <w:rFonts w:ascii="Lato" w:cs="Lato" w:eastAsia="Lato" w:hAnsi="Lato"/>
-        </w:rPr>
-      </w:pPr>
+          <w:i w:val="1"/>
+          <w:iCs w:val="1"/>
+          <w:sz w:val="18"/>
+          <w:szCs w:val="18"/>
+        </w:rPr>
+      </w:pPr>
+      <w:r>
+        <w:rPr>
+          <w:rFonts w:ascii="Lato" w:cs="Lato" w:eastAsia="Lato" w:hAnsi="Lato"/>
+          <w:b w:val="1"/>
+          <w:bCs w:val="1"/>
+          <w:rtl w:val="0"/>
+        </w:rPr>
+        <w:t xml:space="preserve">Captain</w:t>
+      </w:r>
       <w:r>
         <w:rPr>
           <w:rFonts w:ascii="Lato" w:cs="Lato" w:eastAsia="Lato" w:hAnsi="Lato"/>
@@ -1342,30 +1328,58 @@
           <w:szCs w:val="20"/>
           <w:rtl w:val="0"/>
         </w:rPr>
-        <w:t xml:space="preserve">Leader, Robotics Club and FTC Team at Shady Side Academy</w:t>
-      </w:r>
-      <w:r>
-        <w:rPr>
-          <w:rFonts w:ascii="Lato" w:cs="Lato" w:eastAsia="Lato" w:hAnsi="Lato"/>
+        <w:t xml:space="preserve">, Robotics Club</w:t>
+      </w:r>
+      <w:r>
+        <w:rPr>
+          <w:rFonts w:ascii="Lato" w:cs="Lato" w:eastAsia="Lato" w:hAnsi="Lato"/>
+          <w:b w:val="1"/>
+          <w:bCs w:val="1"/>
+          <w:rtl w:val="0"/>
+        </w:rPr>
+        <w:t xml:space="preserve">, </w:t>
+      </w:r>
+      <w:r>
+        <w:rPr>
+          <w:rFonts w:ascii="Lato" w:cs="Lato" w:eastAsia="Lato" w:hAnsi="Lato"/>
+          <w:b w:val="1"/>
+          <w:bCs w:val="1"/>
           <w:sz w:val="20"/>
           <w:szCs w:val="20"/>
           <w:rtl w:val="0"/>
         </w:rPr>
+        <w:t xml:space="preserve">Shady Side Academy</w:t>
+      </w:r>
+      <w:r>
+        <w:rPr>
+          <w:rFonts w:ascii="Lato" w:cs="Lato" w:eastAsia="Lato" w:hAnsi="Lato"/>
+          <w:sz w:val="20"/>
+          <w:szCs w:val="20"/>
+          <w:rtl w:val="0"/>
+        </w:rPr>
         <w:tab/>
       </w:r>
       <w:r>
         <w:rPr>
           <w:rFonts w:ascii="Lato" w:cs="Lato" w:eastAsia="Lato" w:hAnsi="Lato"/>
-          <w:sz w:val="18"/>
-          <w:szCs w:val="18"/>
-          <w:rtl w:val="0"/>
-        </w:rPr>
-        <w:t xml:space="preserve">2024 – 2026</w:t>
-      </w:r>
-      <w:r>
-        <w:rPr>
-          <w:rtl w:val="0"/>
-        </w:rPr>
+          <w:i w:val="1"/>
+          <w:iCs w:val="1"/>
+          <w:sz w:val="18"/>
+          <w:szCs w:val="18"/>
+          <w:rtl w:val="0"/>
+        </w:rPr>
+        <w:t xml:space="preserve"> Oct. </w:t>
+      </w:r>
+      <w:r>
+        <w:rPr>
+          <w:rFonts w:ascii="Lato" w:cs="Lato" w:eastAsia="Lato" w:hAnsi="Lato"/>
+          <w:i w:val="1"/>
+          <w:iCs w:val="1"/>
+          <w:sz w:val="18"/>
+          <w:szCs w:val="18"/>
+          <w:rtl w:val="0"/>
+        </w:rPr>
+        <w:t xml:space="preserve">2024 – Jun. 2026</w:t>
       </w:r>
     </w:p>
     <w:p>
@@ -1399,6 +1413,15 @@
       <w:r>
         <w:rPr>
           <w:rFonts w:ascii="Lato" w:cs="Lato" w:eastAsia="Lato" w:hAnsi="Lato"/>
+          <w:sz w:val="19"/>
+          <w:szCs w:val="19"/>
+          <w:rtl w:val="0"/>
+        </w:rPr>
+        <w:t xml:space="preserve">FIRST</w:t>
+      </w:r>
+      <w:r>
+        <w:rPr>
+          <w:rFonts w:ascii="Lato" w:cs="Lato" w:eastAsia="Lato" w:hAnsi="Lato"/>
           <w:i w:val="0"/>
           <w:iCs w:val="0"/>
           <w:smallCaps w:val="0"/>
@@ -1410,7 +1433,32 @@
           <w:vertAlign w:val="baseline"/>
           <w:rtl w:val="0"/>
         </w:rPr>
-        <w:t xml:space="preserve">Sole club leader: </w:t>
+        <w:t xml:space="preserve"> </w:t>
+      </w:r>
+      <w:r>
+        <w:rPr>
+          <w:rFonts w:ascii="Lato" w:cs="Lato" w:eastAsia="Lato" w:hAnsi="Lato"/>
+          <w:sz w:val="19"/>
+          <w:szCs w:val="19"/>
+          <w:rtl w:val="0"/>
+        </w:rPr>
+        <w:t xml:space="preserve">Tech Challenge</w:t>
+      </w:r>
+      <w:r>
+        <w:rPr>
+          <w:rFonts w:ascii="Lato" w:cs="Lato" w:eastAsia="Lato" w:hAnsi="Lato"/>
+          <w:i w:val="0"/>
+          <w:iCs w:val="0"/>
+          <w:smallCaps w:val="0"/>
+          <w:strike w:val="0"/>
+          <w:sz w:val="19"/>
+          <w:szCs w:val="19"/>
+          <w:u w:val="none"/>
+          <w:shd w:fill="auto" w:val="clear"/>
+          <w:vertAlign w:val="baseline"/>
+          <w:rtl w:val="0"/>
+        </w:rPr>
+        <w:t xml:space="preserve">: </w:t>
       </w:r>
       <w:r>
         <w:rPr>
@@ -1495,6 +1543,83 @@
     </w:p>
     <w:p>
       <w:pPr>
+        <w:tabs>
+          <w:tab w:val="right" w:leader="none" w:pos="10434"/>
+        </w:tabs>
+        <w:spacing w:after="8" w:before="72" w:lineRule="auto"/>
+        <w:rPr>
+          <w:rFonts w:ascii="Lato" w:cs="Lato" w:eastAsia="Lato" w:hAnsi="Lato"/>
+          <w:i w:val="1"/>
+          <w:iCs w:val="1"/>
+          <w:sz w:val="18"/>
+          <w:szCs w:val="18"/>
+        </w:rPr>
+      </w:pPr>
+      <w:r>
+        <w:rPr>
+          <w:rFonts w:ascii="Lato" w:cs="Lato" w:eastAsia="Lato" w:hAnsi="Lato"/>
+          <w:b w:val="1"/>
+          <w:bCs w:val="1"/>
+          <w:sz w:val="20"/>
+          <w:szCs w:val="20"/>
+          <w:rtl w:val="0"/>
+        </w:rPr>
+        <w:t xml:space="preserve">Computer Science Departmental Associate</w:t>
+      </w:r>
+      <w:r>
+        <w:rPr>
+          <w:rFonts w:ascii="Lato" w:cs="Lato" w:eastAsia="Lato" w:hAnsi="Lato"/>
+          <w:b w:val="1"/>
+          <w:bCs w:val="1"/>
+          <w:rtl w:val="0"/>
+        </w:rPr>
+        <w:t xml:space="preserve">, </w:t>
+      </w:r>
+      <w:r>
+        <w:rPr>
+          <w:rFonts w:ascii="Lato" w:cs="Lato" w:eastAsia="Lato" w:hAnsi="Lato"/>
+          <w:b w:val="1"/>
+          <w:bCs w:val="1"/>
+          <w:sz w:val="20"/>
+          <w:szCs w:val="20"/>
+          <w:rtl w:val="0"/>
+        </w:rPr>
+        <w:t xml:space="preserve">Shady Side Academy</w:t>
+      </w:r>
+      <w:r>
+        <w:rPr>
+          <w:rFonts w:ascii="Lato" w:cs="Lato" w:eastAsia="Lato" w:hAnsi="Lato"/>
+          <w:sz w:val="20"/>
+          <w:szCs w:val="20"/>
+          <w:rtl w:val="0"/>
+        </w:rPr>
+        <w:tab/>
+      </w:r>
+      <w:r>
+        <w:rPr>
+          <w:rFonts w:ascii="Lato" w:cs="Lato" w:eastAsia="Lato" w:hAnsi="Lato"/>
+          <w:i w:val="1"/>
+          <w:iCs w:val="1"/>
+          <w:sz w:val="18"/>
+          <w:szCs w:val="18"/>
+          <w:rtl w:val="0"/>
+        </w:rPr>
+        <w:t xml:space="preserve">Oct. </w:t>
+      </w:r>
+      <w:r>
+        <w:rPr>
+          <w:rFonts w:ascii="Lato" w:cs="Lato" w:eastAsia="Lato" w:hAnsi="Lato"/>
+          <w:i w:val="1"/>
+          <w:iCs w:val="1"/>
+          <w:sz w:val="18"/>
+          <w:szCs w:val="18"/>
+          <w:rtl w:val="0"/>
+        </w:rPr>
+        <w:t xml:space="preserve">2024 – Jun. 2026</w:t>
+      </w:r>
+    </w:p>
+    <w:p>
+      <w:pPr>
         <w:keepNext w:val="0"/>
         <w:keepLines w:val="0"/>
         <w:pageBreakBefore w:val="0"/>
@@ -1535,7 +1660,7 @@
           <w:vertAlign w:val="baseline"/>
           <w:rtl w:val="0"/>
         </w:rPr>
-        <w:t xml:space="preserve">Drove recruiting to ~80 signups from 600 students; raised ~$600 via crowdfunding and a bake sale to close the equipment funding gap.</w:t>
+        <w:t xml:space="preserve">One of five students selected to represent the CS department at school events, tutor peers, and promote computer science programs.</w:t>
       </w:r>
       <w:r>
         <w:rPr>
@@ -1551,6 +1676,10 @@
         <w:spacing w:after="8" w:before="72" w:lineRule="auto"/>
         <w:rPr>
           <w:rFonts w:ascii="Lato" w:cs="Lato" w:eastAsia="Lato" w:hAnsi="Lato"/>
+          <w:i w:val="1"/>
+          <w:iCs w:val="1"/>
+          <w:sz w:val="18"/>
+          <w:szCs w:val="18"/>
         </w:rPr>
       </w:pPr>
       <w:r>
@@ -1562,30 +1691,58 @@
           <w:szCs w:val="20"/>
           <w:rtl w:val="0"/>
         </w:rPr>
-        <w:t xml:space="preserve">Computer Science Departmental Associate at Shady Side Academy</w:t>
-      </w:r>
-      <w:r>
-        <w:rPr>
-          <w:rFonts w:ascii="Lato" w:cs="Lato" w:eastAsia="Lato" w:hAnsi="Lato"/>
+        <w:t xml:space="preserve">Writing Center </w:t>
+      </w:r>
+      <w:r>
+        <w:rPr>
+          <w:rFonts w:ascii="Lato" w:cs="Lato" w:eastAsia="Lato" w:hAnsi="Lato"/>
+          <w:b w:val="1"/>
+          <w:bCs w:val="1"/>
+          <w:rtl w:val="0"/>
+        </w:rPr>
+        <w:t xml:space="preserve">English Tutor, </w:t>
+      </w:r>
+      <w:r>
+        <w:rPr>
+          <w:rFonts w:ascii="Lato" w:cs="Lato" w:eastAsia="Lato" w:hAnsi="Lato"/>
+          <w:b w:val="1"/>
+          <w:bCs w:val="1"/>
           <w:sz w:val="20"/>
           <w:szCs w:val="20"/>
           <w:rtl w:val="0"/>
         </w:rPr>
+        <w:t xml:space="preserve">Shady Side Academy</w:t>
+      </w:r>
+      <w:r>
+        <w:rPr>
+          <w:rFonts w:ascii="Lato" w:cs="Lato" w:eastAsia="Lato" w:hAnsi="Lato"/>
+          <w:sz w:val="20"/>
+          <w:szCs w:val="20"/>
+          <w:rtl w:val="0"/>
+        </w:rPr>
         <w:tab/>
       </w:r>
       <w:r>
         <w:rPr>
           <w:rFonts w:ascii="Lato" w:cs="Lato" w:eastAsia="Lato" w:hAnsi="Lato"/>
-          <w:sz w:val="18"/>
-          <w:szCs w:val="18"/>
-          <w:rtl w:val="0"/>
-        </w:rPr>
-        <w:t xml:space="preserve">2024 – 2026</w:t>
-      </w:r>
-      <w:r>
-        <w:rPr>
-          <w:rtl w:val="0"/>
-        </w:rPr>
+          <w:i w:val="1"/>
+          <w:iCs w:val="1"/>
+          <w:sz w:val="18"/>
+          <w:szCs w:val="18"/>
+          <w:rtl w:val="0"/>
+        </w:rPr>
+        <w:t xml:space="preserve">Jan. </w:t>
+      </w:r>
+      <w:r>
+        <w:rPr>
+          <w:rFonts w:ascii="Lato" w:cs="Lato" w:eastAsia="Lato" w:hAnsi="Lato"/>
+          <w:i w:val="1"/>
+          <w:iCs w:val="1"/>
+          <w:sz w:val="18"/>
+          <w:szCs w:val="18"/>
+          <w:rtl w:val="0"/>
+        </w:rPr>
+        <w:t xml:space="preserve">2025 – Jun. 2026</w:t>
       </w:r>
     </w:p>
     <w:p>
@@ -1630,7 +1787,32 @@
           <w:vertAlign w:val="baseline"/>
           <w:rtl w:val="0"/>
         </w:rPr>
-        <w:t xml:space="preserve">One of five students selected to represent the CS department at school events, tutor peers, and promote computer science programs.</w:t>
+        <w:t xml:space="preserve">Admitted </w:t>
+      </w:r>
+      <w:r>
+        <w:rPr>
+          <w:rFonts w:ascii="Lato" w:cs="Lato" w:eastAsia="Lato" w:hAnsi="Lato"/>
+          <w:sz w:val="19"/>
+          <w:szCs w:val="19"/>
+          <w:rtl w:val="0"/>
+        </w:rPr>
+        <w:t xml:space="preserve">to the </w:t>
+      </w:r>
+      <w:r>
+        <w:rPr>
+          <w:rFonts w:ascii="Lato" w:cs="Lato" w:eastAsia="Lato" w:hAnsi="Lato"/>
+          <w:i w:val="0"/>
+          <w:iCs w:val="0"/>
+          <w:smallCaps w:val="0"/>
+          <w:strike w:val="0"/>
+          <w:sz w:val="19"/>
+          <w:szCs w:val="19"/>
+          <w:u w:val="none"/>
+          <w:shd w:fill="auto" w:val="clear"/>
+          <w:vertAlign w:val="baseline"/>
+          <w:rtl w:val="0"/>
+        </w:rPr>
+        <w:t xml:space="preserve">Theory and Process of Writing course and selected to serve as a writing center scribe.</w:t>
       </w:r>
       <w:r>
         <w:rPr>
@@ -1646,6 +1828,10 @@
         <w:spacing w:after="8" w:before="72" w:lineRule="auto"/>
         <w:rPr>
           <w:rFonts w:ascii="Lato" w:cs="Lato" w:eastAsia="Lato" w:hAnsi="Lato"/>
+          <w:i w:val="1"/>
+          <w:iCs w:val="1"/>
+          <w:sz w:val="18"/>
+          <w:szCs w:val="18"/>
         </w:rPr>
       </w:pPr>
       <w:r>
@@ -1657,7 +1843,16 @@
           <w:szCs w:val="20"/>
           <w:rtl w:val="0"/>
         </w:rPr>
-        <w:t xml:space="preserve">Writing Center Scribe at Shady Side Academy</w:t>
+        <w:t xml:space="preserve">Science Olympiad, Shady Side </w:t>
+      </w:r>
+      <w:r>
+        <w:rPr>
+          <w:rFonts w:ascii="Lato" w:cs="Lato" w:eastAsia="Lato" w:hAnsi="Lato"/>
+          <w:b w:val="1"/>
+          <w:bCs w:val="1"/>
+          <w:rtl w:val="0"/>
+        </w:rPr>
+        <w:t xml:space="preserve">Academy</w:t>
       </w:r>
       <w:r>
         <w:rPr>
@@ -1671,16 +1866,24 @@
       <w:r>
         <w:rPr>
           <w:rFonts w:ascii="Lato" w:cs="Lato" w:eastAsia="Lato" w:hAnsi="Lato"/>
-          <w:sz w:val="18"/>
-          <w:szCs w:val="18"/>
-          <w:rtl w:val="0"/>
-        </w:rPr>
-        <w:t xml:space="preserve">2025 – 2026</w:t>
-      </w:r>
-      <w:r>
-        <w:rPr>
-          <w:rtl w:val="0"/>
-        </w:rPr>
+          <w:i w:val="1"/>
+          <w:iCs w:val="1"/>
+          <w:sz w:val="18"/>
+          <w:szCs w:val="18"/>
+          <w:rtl w:val="0"/>
+        </w:rPr>
+        <w:t xml:space="preserve">Oct. </w:t>
+      </w:r>
+      <w:r>
+        <w:rPr>
+          <w:rFonts w:ascii="Lato" w:cs="Lato" w:eastAsia="Lato" w:hAnsi="Lato"/>
+          <w:i w:val="1"/>
+          <w:iCs w:val="1"/>
+          <w:sz w:val="18"/>
+          <w:szCs w:val="18"/>
+          <w:rtl w:val="0"/>
+        </w:rPr>
+        <w:t xml:space="preserve">2024 – Jun. 2026</w:t>
       </w:r>
     </w:p>
     <w:p>
@@ -1714,18 +1917,11 @@
       <w:r>
         <w:rPr>
           <w:rFonts w:ascii="Lato" w:cs="Lato" w:eastAsia="Lato" w:hAnsi="Lato"/>
-          <w:i w:val="0"/>
-          <w:iCs w:val="0"/>
-          <w:smallCaps w:val="0"/>
-          <w:strike w:val="0"/>
-          <w:sz w:val="19"/>
-          <w:szCs w:val="19"/>
-          <w:u w:val="none"/>
-          <w:shd w:fill="auto" w:val="clear"/>
-          <w:vertAlign w:val="baseline"/>
-          <w:rtl w:val="0"/>
-        </w:rPr>
-        <w:t xml:space="preserve">Admitted as 1 of 20 applicants to the Theory and Process of Writing course and selected to serve as a writing center scribe.</w:t>
+          <w:sz w:val="19"/>
+          <w:szCs w:val="19"/>
+          <w:rtl w:val="0"/>
+        </w:rPr>
+        <w:t xml:space="preserve">Competed in Electric Vehicle, Towers, Bungee, and miscellaneous study events.</w:t>
       </w:r>
       <w:r>
         <w:rPr>
@@ -1741,6 +1937,8 @@
         <w:spacing w:after="8" w:before="72" w:lineRule="auto"/>
         <w:rPr>
           <w:rFonts w:ascii="Lato" w:cs="Lato" w:eastAsia="Lato" w:hAnsi="Lato"/>
+          <w:i w:val="1"/>
+          <w:iCs w:val="1"/>
         </w:rPr>
       </w:pPr>
       <w:r>
@@ -1752,7 +1950,16 @@
           <w:szCs w:val="20"/>
           <w:rtl w:val="0"/>
         </w:rPr>
-        <w:t xml:space="preserve">Science Olympiad</w:t>
+        <w:t xml:space="preserve">Music</w:t>
+      </w:r>
+      <w:r>
+        <w:rPr>
+          <w:rFonts w:ascii="Lato" w:cs="Lato" w:eastAsia="Lato" w:hAnsi="Lato"/>
+          <w:b w:val="1"/>
+          <w:bCs w:val="1"/>
+          <w:rtl w:val="0"/>
+        </w:rPr>
+        <w:t xml:space="preserve"> and Athletics</w:t>
       </w:r>
       <w:r>
         <w:rPr>
@@ -1766,11 +1973,13 @@
       <w:r>
         <w:rPr>
           <w:rFonts w:ascii="Lato" w:cs="Lato" w:eastAsia="Lato" w:hAnsi="Lato"/>
-          <w:sz w:val="18"/>
-          <w:szCs w:val="18"/>
-          <w:rtl w:val="0"/>
-        </w:rPr>
-        <w:t xml:space="preserve">2024 – 2026</w:t>
+          <w:i w:val="1"/>
+          <w:iCs w:val="1"/>
+          <w:sz w:val="18"/>
+          <w:szCs w:val="18"/>
+          <w:rtl w:val="0"/>
+        </w:rPr>
+        <w:t xml:space="preserve">2014 – 2026</w:t>
       </w:r>
       <w:r>
         <w:rPr>
@@ -1809,94 +2018,6 @@
       <w:r>
         <w:rPr>
           <w:rFonts w:ascii="Lato" w:cs="Lato" w:eastAsia="Lato" w:hAnsi="Lato"/>
-          <w:sz w:val="19"/>
-          <w:szCs w:val="19"/>
-          <w:rtl w:val="0"/>
-        </w:rPr>
-        <w:t xml:space="preserve">Competed in Electric Vehicle, Towers, Bungee, and miscellaneous study events; consistent medal placements across all events.</w:t>
-      </w:r>
-      <w:r>
-        <w:rPr>
-          <w:rtl w:val="0"/>
-        </w:rPr>
-      </w:r>
-    </w:p>
-    <w:p>
-      <w:pPr>
-        <w:tabs>
-          <w:tab w:val="right" w:leader="none" w:pos="10434"/>
-        </w:tabs>
-        <w:spacing w:after="8" w:before="72" w:lineRule="auto"/>
-        <w:rPr>
-          <w:rFonts w:ascii="Lato" w:cs="Lato" w:eastAsia="Lato" w:hAnsi="Lato"/>
-        </w:rPr>
-      </w:pPr>
-      <w:r>
-        <w:rPr>
-          <w:rFonts w:ascii="Lato" w:cs="Lato" w:eastAsia="Lato" w:hAnsi="Lato"/>
-          <w:b w:val="1"/>
-          <w:bCs w:val="1"/>
-          <w:sz w:val="20"/>
-          <w:szCs w:val="20"/>
-          <w:rtl w:val="0"/>
-        </w:rPr>
-        <w:t xml:space="preserve">Music and Athletics </w:t>
-      </w:r>
-      <w:r>
-        <w:rPr>
-          <w:rFonts w:ascii="Lato" w:cs="Lato" w:eastAsia="Lato" w:hAnsi="Lato"/>
-          <w:sz w:val="20"/>
-          <w:szCs w:val="20"/>
-          <w:rtl w:val="0"/>
-        </w:rPr>
-        <w:tab/>
-      </w:r>
-      <w:r>
-        <w:rPr>
-          <w:rFonts w:ascii="Lato" w:cs="Lato" w:eastAsia="Lato" w:hAnsi="Lato"/>
-          <w:sz w:val="18"/>
-          <w:szCs w:val="18"/>
-          <w:rtl w:val="0"/>
-        </w:rPr>
-        <w:t xml:space="preserve">2014 – 2026</w:t>
-      </w:r>
-      <w:r>
-        <w:rPr>
-          <w:rtl w:val="0"/>
-        </w:rPr>
-      </w:r>
-    </w:p>
-    <w:p>
-      <w:pPr>
-        <w:keepNext w:val="0"/>
-        <w:keepLines w:val="0"/>
-        <w:pageBreakBefore w:val="0"/>
-        <w:widowControl w:val="1"/>
-        <w:numPr>
-          <w:ilvl w:val="0"/>
-          <w:numId w:val="1"/>
-        </w:numPr>
-        <w:pBdr>
-          <w:top w:space="0" w:sz="0" w:val="nil"/>
-          <w:left w:space="0" w:sz="0" w:val="nil"/>
-          <w:bottom w:space="0" w:sz="0" w:val="nil"/>
-          <w:right w:space="0" w:sz="0" w:val="nil"/>
-          <w:between w:space="0" w:sz="0" w:val="nil"/>
-        </w:pBdr>
-        <w:shd w:fill="auto" w:val="clear"/>
-        <w:tabs>
-          <w:tab w:val="right" w:leader="none" w:pos="10434"/>
-        </w:tabs>
-        <w:spacing w:after="22" w:before="0" w:line="232" w:lineRule="auto"/>
-        <w:ind w:left="288" w:right="0" w:hanging="201"/>
-        <w:jc w:val="left"/>
-        <w:rPr>
-          <w:rFonts w:ascii="Lato" w:cs="Lato" w:eastAsia="Lato" w:hAnsi="Lato"/>
-        </w:rPr>
-      </w:pPr>
-      <w:r>
-        <w:rPr>
-          <w:rFonts w:ascii="Lato" w:cs="Lato" w:eastAsia="Lato" w:hAnsi="Lato"/>
           <w:i w:val="0"/>
           <w:iCs w:val="0"/>
           <w:smallCaps w:val="0"/>
@@ -1908,12 +2029,124 @@
           <w:vertAlign w:val="baseline"/>
           <w:rtl w:val="0"/>
         </w:rPr>
-        <w:t xml:space="preserve">First violin, Pittsburgh Youth Philharmonic Orchestra (2019–2026); ABRSM Piano Grade 8 and Theory Grade 5, both with Distinction; JV soccer, basketball, and track &amp; field.</w:t>
-      </w:r>
-      <w:r>
-        <w:rPr>
-          <w:rtl w:val="0"/>
-        </w:rPr>
+        <w:t xml:space="preserve">First violin, Pittsburgh Youth Philharmonic Orchestra (2019–2026); ABRSM Piano Grade 8 and Theory Grade 5, both with Distinction</w:t>
+      </w:r>
+      <w:r>
+        <w:rPr>
+          <w:rFonts w:ascii="Lato" w:cs="Lato" w:eastAsia="Lato" w:hAnsi="Lato"/>
+          <w:sz w:val="19"/>
+          <w:szCs w:val="19"/>
+          <w:rtl w:val="0"/>
+        </w:rPr>
+        <w:t xml:space="preserve">;</w:t>
+      </w:r>
+      <w:r>
+        <w:rPr>
+          <w:rFonts w:ascii="Lato" w:cs="Lato" w:eastAsia="Lato" w:hAnsi="Lato"/>
+          <w:i w:val="0"/>
+          <w:iCs w:val="0"/>
+          <w:smallCaps w:val="0"/>
+          <w:strike w:val="0"/>
+          <w:sz w:val="19"/>
+          <w:szCs w:val="19"/>
+          <w:u w:val="none"/>
+          <w:shd w:fill="auto" w:val="clear"/>
+          <w:vertAlign w:val="baseline"/>
+          <w:rtl w:val="0"/>
+        </w:rPr>
+        <w:t xml:space="preserve"> JV soccer, basketball, and track &amp; field.</w:t>
+      </w:r>
+      <w:r>
+        <w:rPr>
+          <w:rtl w:val="0"/>
+        </w:rPr>
+      </w:r>
+    </w:p>
+    <w:p>
+      <w:pPr>
+        <w:pBdr>
+          <w:bottom w:color="000000" w:space="2" w:sz="6" w:val="single"/>
+        </w:pBdr>
+        <w:tabs>
+          <w:tab w:val="right" w:leader="none" w:pos="10434"/>
+        </w:tabs>
+        <w:spacing w:after="50" w:before="112" w:lineRule="auto"/>
+        <w:rPr>
+          <w:rFonts w:ascii="Lato" w:cs="Lato" w:eastAsia="Lato" w:hAnsi="Lato"/>
+        </w:rPr>
+      </w:pPr>
+      <w:r>
+        <w:rPr>
+          <w:rFonts w:ascii="Lato" w:cs="Lato" w:eastAsia="Lato" w:hAnsi="Lato"/>
+          <w:rtl w:val="0"/>
+        </w:rPr>
+        <w:t xml:space="preserve">TECHNICAL SKILLS</w:t>
+      </w:r>
+    </w:p>
+    <w:p>
+      <w:pPr>
+        <w:tabs>
+          <w:tab w:val="right" w:leader="none" w:pos="10434"/>
+        </w:tabs>
+        <w:spacing w:after="22" w:line="232" w:lineRule="auto"/>
+        <w:rPr>
+          <w:rFonts w:ascii="Lato" w:cs="Lato" w:eastAsia="Lato" w:hAnsi="Lato"/>
+          <w:i w:val="1"/>
+          <w:iCs w:val="1"/>
+          <w:sz w:val="19"/>
+          <w:szCs w:val="19"/>
+        </w:rPr>
+      </w:pPr>
+      <w:r>
+        <w:rPr>
+          <w:rFonts w:ascii="Lato" w:cs="Lato" w:eastAsia="Lato" w:hAnsi="Lato"/>
+          <w:i w:val="1"/>
+          <w:iCs w:val="1"/>
+          <w:sz w:val="19"/>
+          <w:szCs w:val="19"/>
+          <w:rtl w:val="0"/>
+        </w:rPr>
+        <w:t xml:space="preserve">Python, Java, C++, ROS2, OpenCV</w:t>
+      </w:r>
+      <w:r>
+        <w:rPr>
+          <w:rFonts w:ascii="Lato" w:cs="Lato" w:eastAsia="Lato" w:hAnsi="Lato"/>
+          <w:i w:val="1"/>
+          <w:iCs w:val="1"/>
+          <w:rtl w:val="0"/>
+        </w:rPr>
+        <w:t xml:space="preserve">, </w:t>
+      </w:r>
+      <w:r>
+        <w:rPr>
+          <w:rFonts w:ascii="Lato" w:cs="Lato" w:eastAsia="Lato" w:hAnsi="Lato"/>
+          <w:i w:val="1"/>
+          <w:iCs w:val="1"/>
+          <w:sz w:val="19"/>
+          <w:szCs w:val="19"/>
+          <w:rtl w:val="0"/>
+        </w:rPr>
+        <w:t xml:space="preserve">Autodesk Fusion 360, FDM 3D printing, CNC milling, mechanical assembly</w:t>
+      </w:r>
+      <w:r>
+        <w:rPr>
+          <w:rFonts w:ascii="Lato" w:cs="Lato" w:eastAsia="Lato" w:hAnsi="Lato"/>
+          <w:i w:val="1"/>
+          <w:iCs w:val="1"/>
+          <w:rtl w:val="0"/>
+        </w:rPr>
+        <w:t xml:space="preserve">, </w:t>
+      </w:r>
+      <w:r>
+        <w:rPr>
+          <w:rFonts w:ascii="Lato" w:cs="Lato" w:eastAsia="Lato" w:hAnsi="Lato"/>
+          <w:i w:val="1"/>
+          <w:iCs w:val="1"/>
+          <w:sz w:val="19"/>
+          <w:szCs w:val="19"/>
+          <w:rtl w:val="0"/>
+        </w:rPr>
+        <w:t xml:space="preserve">Motor drive, electronic speed controllers, stepper motor control, LiPo power systems</w:t>
       </w:r>
     </w:p>
     <w:sectPr>
